--- a/Slot1/Exercise 1.docx
+++ b/Slot1/Exercise 1.docx
@@ -4,7 +4,7 @@
   <w:body>
     <w:p>
       <w:pPr>
-        <w:pStyle w:val="TOC1"/>
+        <w:pStyle w:val="Subtitle"/>
       </w:pPr>
       <w:proofErr w:type="spellStart"/>
       <w:r>
